--- a/PP-salygos/templates/TSD_LT_PASIULYMAS.docx
+++ b/PP-salygos/templates/TSD_LT_PASIULYMAS.docx
@@ -120,7 +120,7 @@
           <w:sz w:val="20"/>
           <w:szCs w:val="20"/>
         </w:rPr>
-        <w:t>/ĮMONĖS PAVADINIMAS/</w:t>
+        <w:t>ĮMONĖS PAVADINIMAS</w:t>
       </w:r>
       <w:r>
         <w:rPr>
@@ -1243,6 +1243,7 @@
           <w:sz w:val="20"/>
           <w:szCs w:val="20"/>
         </w:rPr>
+        <w:lastRenderedPageBreak/>
         <w:t>1.2. Patvirtiname, kad atidžiai perskaitėme visus Pirkimo sąlygų</w:t>
       </w:r>
       <w:r>
@@ -1372,17 +1373,7 @@
           <w:szCs w:val="20"/>
           <w:lang w:eastAsia="zh-CN"/>
         </w:rPr>
-        <w:t xml:space="preserve"> nepriklausomai ar naudojamos darbų atlikimui ar paslaugų suteikimui, atitiks Perkančiojo subjekto nurodytus </w:t>
-      </w:r>
-      <w:r>
-        <w:rPr>
-          <w:rFonts w:ascii="Arial" w:hAnsi="Arial" w:cs="Arial"/>
-          <w:sz w:val="20"/>
-          <w:szCs w:val="20"/>
-          <w:lang w:eastAsia="zh-CN"/>
-        </w:rPr>
-        <w:lastRenderedPageBreak/>
-        <w:t>reikalavimus, ir</w:t>
+        <w:t xml:space="preserve"> nepriklausomai ar naudojamos darbų atlikimui ar paslaugų suteikimui, atitiks Perkančiojo subjekto nurodytus reikalavimus, ir</w:t>
       </w:r>
       <w:r>
         <w:rPr>
@@ -2693,7 +2684,6 @@
           <w:lang w:eastAsia="zh-CN"/>
         </w:rPr>
       </w:pPr>
-      <w:commentRangeStart w:id="8"/>
       <w:r>
         <w:rPr>
           <w:rFonts w:ascii="Arial" w:hAnsi="Arial" w:cs="Arial"/>
@@ -2701,6 +2691,7 @@
           <w:szCs w:val="20"/>
           <w:lang w:eastAsia="zh-CN"/>
         </w:rPr>
+        <w:lastRenderedPageBreak/>
         <w:t xml:space="preserve">Tiekėjas, jo Subtiekėjas, </w:t>
       </w:r>
       <w:r>
@@ -2739,17 +2730,6 @@
           <w:lang w:eastAsia="zh-CN"/>
         </w:rPr>
         <w:t>;</w:t>
-      </w:r>
-      <w:commentRangeEnd w:id="8"/>
-      <w:r>
-        <w:rPr>
-          <w:rStyle w:val="CommentReference"/>
-          <w:rFonts w:ascii="Arial" w:hAnsi="Arial" w:cs="Arial"/>
-          <w:sz w:val="20"/>
-          <w:szCs w:val="20"/>
-          <w:lang w:eastAsia="zh-CN"/>
-        </w:rPr>
-        <w:commentReference w:id="8"/>
       </w:r>
     </w:p>
     <w:p>
@@ -2778,7 +2758,6 @@
           <w:lang w:eastAsia="zh-CN"/>
         </w:rPr>
       </w:pPr>
-      <w:commentRangeStart w:id="9"/>
       <w:r>
         <w:rPr>
           <w:rFonts w:ascii="Arial" w:hAnsi="Arial" w:cs="Arial"/>
@@ -2786,7 +2765,6 @@
           <w:szCs w:val="20"/>
           <w:lang w:eastAsia="zh-CN"/>
         </w:rPr>
-        <w:lastRenderedPageBreak/>
         <w:t xml:space="preserve">Tiekėjas, jo Subtiekėjas, </w:t>
       </w:r>
       <w:r>
@@ -2805,28 +2783,7 @@
           <w:szCs w:val="20"/>
           <w:lang w:eastAsia="zh-CN"/>
         </w:rPr>
-        <w:t xml:space="preserve">Ūkio subjektas, kurio pajėgumais remiamasi, Tiekėjo siūlomų prekių gamintojas ar juos kontroliuojantys asmenys yra fiziniai asmenys, nuolat gyvenantys VPĮ 92 straipsnio 15 </w:t>
-      </w:r>
-      <w:commentRangeStart w:id="10"/>
-      <w:r>
-        <w:rPr>
-          <w:rFonts w:ascii="Arial" w:hAnsi="Arial" w:cs="Arial"/>
-          <w:sz w:val="20"/>
-          <w:szCs w:val="20"/>
-          <w:lang w:eastAsia="zh-CN"/>
-        </w:rPr>
-        <w:t>dalyje numatytame sąraše nurodytose valstybėse ar teritorijose arba turintys šių valstybių pilietybę;</w:t>
-      </w:r>
-      <w:commentRangeEnd w:id="9"/>
-      <w:r>
-        <w:rPr>
-          <w:rStyle w:val="CommentReference"/>
-          <w:rFonts w:ascii="Arial" w:hAnsi="Arial" w:cs="Arial"/>
-          <w:sz w:val="20"/>
-          <w:szCs w:val="20"/>
-          <w:lang w:eastAsia="zh-CN"/>
-        </w:rPr>
-        <w:commentReference w:id="9"/>
+        <w:t>Ūkio subjektas, kurio pajėgumais remiamasi, Tiekėjo siūlomų prekių gamintojas ar juos kontroliuojantys asmenys yra fiziniai asmenys, nuolat gyvenantys VPĮ 92 straipsnio 15 dalyje numatytame sąraše nurodytose valstybėse ar teritorijose arba turintys šių valstybių pilietybę;</w:t>
       </w:r>
     </w:p>
     <w:p>
@@ -2856,17 +2813,6 @@
         </w:rPr>
         <w:t>prekių kilmė yra ar paslaugos teikiamos iš VPĮ 92 straipsnio 15 dalyje numatytame sąraše nurodytų valstybių ar teritorijų;</w:t>
       </w:r>
-      <w:commentRangeEnd w:id="10"/>
-      <w:r>
-        <w:rPr>
-          <w:rStyle w:val="CommentReference"/>
-          <w:rFonts w:ascii="Arial" w:hAnsi="Arial" w:cs="Arial"/>
-          <w:sz w:val="20"/>
-          <w:szCs w:val="20"/>
-          <w:lang w:eastAsia="zh-CN"/>
-        </w:rPr>
-        <w:commentReference w:id="10"/>
-      </w:r>
     </w:p>
     <w:p>
       <w:pPr>
@@ -2886,7 +2832,6 @@
           <w:lang w:eastAsia="zh-CN"/>
         </w:rPr>
       </w:pPr>
-      <w:commentRangeStart w:id="11"/>
       <w:r>
         <w:rPr>
           <w:rFonts w:ascii="Arial" w:hAnsi="Arial" w:cs="Arial"/>
@@ -2931,17 +2876,6 @@
           <w:lang w:eastAsia="zh-CN"/>
         </w:rPr>
         <w:t>.2 punktuose nurodyti subjektai ar su jais ketinamas sudaryti (sudarytas) sandoris neatitinka nacionalinio saugumo interesų.</w:t>
-      </w:r>
-      <w:commentRangeEnd w:id="11"/>
-      <w:r>
-        <w:rPr>
-          <w:rStyle w:val="CommentReference"/>
-          <w:rFonts w:ascii="Arial" w:hAnsi="Arial" w:cs="Arial"/>
-          <w:sz w:val="20"/>
-          <w:szCs w:val="20"/>
-          <w:lang w:eastAsia="zh-CN"/>
-        </w:rPr>
-        <w:commentReference w:id="11"/>
       </w:r>
     </w:p>
     <w:p>
@@ -2999,7 +2933,7 @@
           <w:lang w:eastAsia="zh-CN"/>
         </w:rPr>
       </w:pPr>
-      <w:commentRangeStart w:id="12"/>
+      <w:commentRangeStart w:id="8"/>
       <w:r>
         <w:rPr>
           <w:rFonts w:ascii="Arial" w:hAnsi="Arial" w:cs="Arial"/>
@@ -3225,7 +3159,7 @@
         </w:rPr>
         <w:t xml:space="preserve"> punkto a)-c) papunkčiuose išvardyti subjektai nedalyvauja Subtiekėjais, tiekėjais ar Ūkio subjektais, kurių pajėgumais remiamasi, tais atvejais, kai jiems tenka daugiau kaip 10 % Sutarties vertės.</w:t>
       </w:r>
-      <w:commentRangeEnd w:id="12"/>
+      <w:commentRangeEnd w:id="8"/>
       <w:r>
         <w:rPr>
           <w:rStyle w:val="CommentReference"/>
@@ -3234,7 +3168,7 @@
           <w:szCs w:val="20"/>
           <w:lang w:eastAsia="zh-CN"/>
         </w:rPr>
-        <w:commentReference w:id="12"/>
+        <w:commentReference w:id="8"/>
       </w:r>
     </w:p>
     <w:p>
@@ -3292,7 +3226,7 @@
           <w:lang w:eastAsia="zh-CN"/>
         </w:rPr>
       </w:pPr>
-      <w:commentRangeStart w:id="13"/>
+      <w:commentRangeStart w:id="9"/>
       <w:r>
         <w:rPr>
           <w:rFonts w:ascii="Arial" w:hAnsi="Arial" w:cs="Arial"/>
@@ -3302,7 +3236,7 @@
         </w:rPr>
         <w:t>Patvirtinu, kad Tiekėjas, Subtiekėjai, kuriuos esu pasitelkęs ar pasitelksiu ateityje, Ūkio subjektai, kurių pajėgumais remiuosi ar (ir) remsiuosi, yra registruoti (Tiekėjas, Tiekėjų grupės narys, Subtiekėjas, Ūkio subjektas, kurio pajėgumais remiamasi, Kvazisubtiekėjas, kuris yra fizinis asmuo – nuolat gyvenantis ar turintys pilietybę) Europos Sąjungos valstybėje narėje, Šiaurės Atlanto sutarties organizacijos valstybėje narėje ar trečiojoje šalyje, pasirašiusioje PĮ 29 straipsnio 4 dalyje nurodytus tarptautinius susitarimus.</w:t>
       </w:r>
-      <w:commentRangeEnd w:id="13"/>
+      <w:commentRangeEnd w:id="9"/>
       <w:r>
         <w:rPr>
           <w:rStyle w:val="CommentReference"/>
@@ -3311,7 +3245,7 @@
           <w:szCs w:val="20"/>
           <w:lang w:eastAsia="zh-CN"/>
         </w:rPr>
-        <w:commentReference w:id="13"/>
+        <w:commentReference w:id="9"/>
       </w:r>
     </w:p>
     <w:p>
@@ -3439,7 +3373,7 @@
           <w:szCs w:val="20"/>
         </w:rPr>
       </w:pPr>
-      <w:commentRangeStart w:id="14"/>
+      <w:commentRangeStart w:id="10"/>
       <w:r>
         <w:rPr>
           <w:rFonts w:ascii="Arial" w:hAnsi="Arial" w:cs="Arial"/>
@@ -3450,7 +3384,7 @@
         </w:rPr>
         <w:t>ATITIKTIS SOCIALINIAMS REIKALAVIMAMS</w:t>
       </w:r>
-      <w:commentRangeEnd w:id="14"/>
+      <w:commentRangeEnd w:id="10"/>
       <w:r>
         <w:rPr>
           <w:rStyle w:val="CommentReference"/>
@@ -3460,7 +3394,7 @@
           <w:sz w:val="20"/>
           <w:szCs w:val="20"/>
         </w:rPr>
-        <w:commentReference w:id="14"/>
+        <w:commentReference w:id="10"/>
       </w:r>
     </w:p>
     <w:p>
@@ -4031,7 +3965,6 @@
           <w:szCs w:val="20"/>
           <w:lang w:eastAsia="lt-LT"/>
         </w:rPr>
-        <w:lastRenderedPageBreak/>
         <w:t>Patvirtiname, kad mūsų pasitelktas subtiekėjas [</w:t>
       </w:r>
       <w:r>
@@ -5278,7 +5211,7 @@
           <w:szCs w:val="20"/>
         </w:rPr>
       </w:pPr>
-      <w:bookmarkStart w:id="16" w:name="_Hlk38969503"/>
+      <w:bookmarkStart w:id="12" w:name="_Hlk38969503"/>
       <w:r>
         <w:rPr>
           <w:rFonts w:ascii="Arial" w:hAnsi="Arial" w:cs="Arial"/>
@@ -5303,7 +5236,7 @@
         </w:rPr>
       </w:pPr>
     </w:p>
-    <w:bookmarkEnd w:id="16"/>
+    <w:bookmarkEnd w:id="12"/>
     <w:p>
       <w:pPr>
         <w:keepNext/>
@@ -6391,6 +6324,7 @@
           <w:sz w:val="20"/>
           <w:szCs w:val="20"/>
         </w:rPr>
+        <w:lastRenderedPageBreak/>
         <w:t>Pasirašydamas šį Pasiūlymą, tvirtintu visų kartu su Pasiūlymu pateikiamų dokumentų tikrumą.</w:t>
       </w:r>
     </w:p>
@@ -6492,6 +6426,8 @@
       </w:pPr>
     </w:p>
     <w:sectPr>
+      <w:footerReference w:type="default" r:id="rId11"/>
+      <w:headerReference w:type="first" r:id="rId12"/>
       <w:pgSz w:w="11906" w:h="16838" w:code="9"/>
       <w:pgMar w:top="1134" w:right="567" w:bottom="1134" w:left="1701" w:header="170" w:footer="714" w:gutter="0"/>
       <w:cols w:space="708"/>
@@ -6564,38 +6500,7 @@
         <w:annotationRef/>
       </w:r>
       <w:r>
-        <w:rPr>
-          <w:b/>
-          <w:bCs/>
-        </w:rPr>
-        <w:t xml:space="preserve">Punktas taikomas </w:t>
-      </w:r>
-      <w:r>
-        <w:rPr>
-          <w:b/>
-          <w:bCs/>
-          <w:color w:val="000000"/>
-        </w:rPr>
-        <w:t xml:space="preserve">Mobilizacijos, karo, nepaprastosios padėties atveju ar kai Lietuvos Respublikos Vyriausybė, įvertinusi riziką, kad veiksniai, dėl kurių buvo ar gali būti paskelbta mobilizacija, įvesta karo ar nepaprastoji padėtis, kelia grėsmę nacionaliniam saugumui, yra priėmusi sprendimą dėl šios nuostatos taikymo. Kitu atveju - trinti. </w:t>
-      </w:r>
-      <w:r>
-        <w:rPr>
-          <w:b/>
-          <w:bCs/>
-        </w:rPr>
-        <w:t xml:space="preserve"> </w:t>
-      </w:r>
-    </w:p>
-    <w:p>
-      <w:pPr>
-        <w:pStyle w:val="CommentText"/>
-      </w:pPr>
-      <w:r>
-        <w:rPr>
-          <w:b/>
-          <w:bCs/>
-        </w:rPr>
-        <w:t xml:space="preserve">Dėl gamintojo ištrinti tik jei grynos paslaugos ir nebus jokių prekių. </w:t>
+        <w:t>Taikoma tik tarptautinės vertės pirkimams, kitais atvejais eilutės ištrinamos, ir jei reikia, numeracija patikslinama</w:t>
       </w:r>
     </w:p>
   </w:comment>
@@ -6611,137 +6516,11 @@
         <w:annotationRef/>
       </w:r>
       <w:r>
-        <w:rPr>
-          <w:b/>
-          <w:bCs/>
-        </w:rPr>
-        <w:t xml:space="preserve">Punktas taikomas </w:t>
-      </w:r>
-      <w:r>
-        <w:rPr>
-          <w:b/>
-          <w:bCs/>
-          <w:color w:val="000000"/>
-        </w:rPr>
-        <w:t xml:space="preserve">Mobilizacijos, karo, nepaprastosios padėties atveju ar kai Lietuvos Respublikos Vyriausybė, įvertinusi riziką, kad veiksniai, dėl kurių buvo ar gali būti paskelbta mobilizacija, įvesta karo ar nepaprastoji padėtis, kelia grėsmę nacionaliniam saugumui, yra priėmusi sprendimą dėl šios nuostatos taikymo. Kitu atveju - trinti. </w:t>
-      </w:r>
-      <w:r>
-        <w:rPr>
-          <w:b/>
-          <w:bCs/>
-        </w:rPr>
-        <w:t xml:space="preserve"> </w:t>
-      </w:r>
-    </w:p>
-    <w:p>
-      <w:pPr>
-        <w:pStyle w:val="CommentText"/>
-      </w:pPr>
-      <w:r>
-        <w:rPr>
-          <w:b/>
-          <w:bCs/>
-        </w:rPr>
-        <w:t xml:space="preserve">Dėl gamintojo ištrinti tik jei grynos paslaugos ir nebus jokių prekių. </w:t>
+        <w:t>Taikoma, jeigu vykdomas su nacionaliniu saugumu susijusių prekių, paslaugų ar darbų pirkimas (pagal Paraiškos duomenis, numatoma kreiptis į komisiją), kitu atveju - trinti.</w:t>
       </w:r>
     </w:p>
   </w:comment>
   <w:comment w:id="10" w:author="Author" w:initials="A">
-    <w:p>
-      <w:pPr>
-        <w:pStyle w:val="CommentText"/>
-      </w:pPr>
-      <w:r>
-        <w:rPr>
-          <w:rStyle w:val="CommentReference"/>
-        </w:rPr>
-        <w:annotationRef/>
-      </w:r>
-      <w:r>
-        <w:rPr>
-          <w:b/>
-          <w:bCs/>
-        </w:rPr>
-        <w:t xml:space="preserve">Punktas taikomas </w:t>
-      </w:r>
-      <w:r>
-        <w:rPr>
-          <w:b/>
-          <w:bCs/>
-          <w:color w:val="000000"/>
-        </w:rPr>
-        <w:t xml:space="preserve">Mobilizacijos, karo, nepaprastosios padėties atveju ar kai Lietuvos Respublikos Vyriausybė, įvertinusi riziką, kad veiksniai, dėl kurių buvo ar gali būti paskelbta mobilizacija, įvesta karo ar nepaprastoji padėtis, kelia grėsmę nacionaliniam saugumui, yra priėmusi sprendimą dėl šios nuostatos taikymo. </w:t>
-      </w:r>
-    </w:p>
-  </w:comment>
-  <w:comment w:id="11" w:author="Author" w:initials="A">
-    <w:p>
-      <w:pPr>
-        <w:pStyle w:val="CommentText"/>
-      </w:pPr>
-      <w:r>
-        <w:rPr>
-          <w:rStyle w:val="CommentReference"/>
-        </w:rPr>
-        <w:annotationRef/>
-      </w:r>
-      <w:r>
-        <w:rPr>
-          <w:b/>
-          <w:bCs/>
-        </w:rPr>
-        <w:t xml:space="preserve">Punktas taikomas </w:t>
-      </w:r>
-      <w:r>
-        <w:rPr>
-          <w:b/>
-          <w:bCs/>
-          <w:color w:val="000000"/>
-        </w:rPr>
-        <w:t xml:space="preserve">Mobilizacijos, karo, nepaprastosios padėties atveju ar kai Lietuvos Respublikos Vyriausybė, įvertinusi riziką, kad veiksniai, dėl kurių buvo ar gali būti paskelbta mobilizacija, įvesta karo ar nepaprastoji padėtis, kelia grėsmę nacionaliniam saugumui, yra priėmusi sprendimą dėl šios nuostatos taikymo. Kitu atveju - trinti. </w:t>
-      </w:r>
-      <w:r>
-        <w:rPr>
-          <w:b/>
-          <w:bCs/>
-        </w:rPr>
-        <w:t xml:space="preserve"> </w:t>
-      </w:r>
-    </w:p>
-  </w:comment>
-  <w:comment w:id="12" w:author="Author" w:initials="A">
-    <w:p>
-      <w:pPr>
-        <w:pStyle w:val="CommentText"/>
-      </w:pPr>
-      <w:r>
-        <w:rPr>
-          <w:rStyle w:val="CommentReference"/>
-        </w:rPr>
-        <w:annotationRef/>
-      </w:r>
-      <w:r>
-        <w:t>Taikoma tik tarptautinės vertės pirkimams, kitais atvejais eilutės ištrinamos, ir jei reikia, numeracija patikslinama</w:t>
-      </w:r>
-    </w:p>
-  </w:comment>
-  <w:comment w:id="13" w:author="Author" w:initials="A">
-    <w:p>
-      <w:pPr>
-        <w:pStyle w:val="CommentText"/>
-      </w:pPr>
-      <w:r>
-        <w:rPr>
-          <w:rStyle w:val="CommentReference"/>
-        </w:rPr>
-        <w:annotationRef/>
-      </w:r>
-      <w:r>
-        <w:t>Taikoma, jeigu vykdomas su nacionaliniu saugumu susijusių prekių, paslaugų ar darbų pirkimas (pagal Paraiškos duomenis, numatoma kreiptis į komisiją), kitu atveju - trinti.</w:t>
-      </w:r>
-    </w:p>
-  </w:comment>
-  <w:comment w:id="14" w:author="Author" w:initials="A">
     <w:p>
       <w:pPr>
         <w:pStyle w:val="CommentText"/>
@@ -6765,10 +6544,6 @@
   <w15:commentEx w15:paraId="78FAAD46" w15:done="0"/>
   <w15:commentEx w15:paraId="0F48715C" w15:done="0"/>
   <w15:commentEx w15:paraId="70B62776" w15:done="0"/>
-  <w15:commentEx w15:paraId="1401ED41" w15:done="0"/>
-  <w15:commentEx w15:paraId="3D92EDD8" w15:done="0"/>
-  <w15:commentEx w15:paraId="48BB4D7C" w15:done="0"/>
-  <w15:commentEx w15:paraId="54987BF7" w15:done="0"/>
   <w15:commentEx w15:paraId="78D89E79" w15:done="0"/>
   <w15:commentEx w15:paraId="48F3258A" w15:done="0"/>
   <w15:commentEx w15:paraId="0700B6DA" w15:done="0"/>
@@ -6780,10 +6555,6 @@
   <w16cid:commentId w16cid:paraId="78FAAD46" w16cid:durableId="134336F0"/>
   <w16cid:commentId w16cid:paraId="0F48715C" w16cid:durableId="0C9B9693"/>
   <w16cid:commentId w16cid:paraId="70B62776" w16cid:durableId="273AAEC8"/>
-  <w16cid:commentId w16cid:paraId="1401ED41" w16cid:durableId="2773A110"/>
-  <w16cid:commentId w16cid:paraId="3D92EDD8" w16cid:durableId="2773A11B"/>
-  <w16cid:commentId w16cid:paraId="48BB4D7C" w16cid:durableId="2773A12D"/>
-  <w16cid:commentId w16cid:paraId="54987BF7" w16cid:durableId="2773771A"/>
   <w16cid:commentId w16cid:paraId="78D89E79" w16cid:durableId="273AB17A"/>
   <w16cid:commentId w16cid:paraId="48F3258A" w16cid:durableId="74AC2EA3"/>
   <w16cid:commentId w16cid:paraId="0700B6DA" w16cid:durableId="35891A98"/>
@@ -6807,6 +6578,27 @@
     </w:p>
   </w:endnote>
 </w:endnotes>
+</file>
+
+<file path=word/footer1.xml><?xml version="1.0" encoding="utf-8"?>
+<w:ftr xmlns:wpc="http://schemas.microsoft.com/office/word/2010/wordprocessingCanvas" xmlns:cx="http://schemas.microsoft.com/office/drawing/2014/chartex" xmlns:cx1="http://schemas.microsoft.com/office/drawing/2015/9/8/chartex" xmlns:cx2="http://schemas.microsoft.com/office/drawing/2015/10/21/chartex" xmlns:cx3="http://schemas.microsoft.com/office/drawing/2016/5/9/chartex" xmlns:cx4="http://schemas.microsoft.com/office/drawing/2016/5/10/chartex" xmlns:cx5="http://schemas.microsoft.com/office/drawing/2016/5/11/chartex" xmlns:cx6="http://schemas.microsoft.com/office/drawing/2016/5/12/chartex" xmlns:cx7="http://schemas.microsoft.com/office/drawing/2016/5/13/chartex" xmlns:cx8="http://schemas.microsoft.com/office/drawing/2016/5/14/chartex" xmlns:mc="http://schemas.openxmlformats.org/markup-compatibility/2006" xmlns:aink="http://schemas.microsoft.com/office/drawing/2016/ink" xmlns:am3d="http://schemas.microsoft.com/office/drawing/2017/model3d" xmlns:o="urn:schemas-microsoft-com:office:office" xmlns:oel="http://schemas.microsoft.com/office/2019/extlst" xmlns:r="http://schemas.openxmlformats.org/officeDocument/2006/relationships" xmlns:m="http://schemas.openxmlformats.org/officeDocument/2006/math" xmlns:v="urn:schemas-microsoft-com:vml" xmlns:wp14="http://schemas.microsoft.com/office/word/2010/wordprocessingDrawing" xmlns:wp="http://schemas.openxmlformats.org/drawingml/2006/wordprocessingDrawing" xmlns:w10="urn:schemas-microsoft-com:office:word" xmlns:w="http://schemas.openxmlformats.org/wordprocessingml/2006/main" xmlns:w14="http://schemas.microsoft.com/office/word/2010/wordml" xmlns:w15="http://schemas.microsoft.com/office/word/2012/wordml" xmlns:w16cex="http://schemas.microsoft.com/office/word/2018/wordml/cex" xmlns:w16cid="http://schemas.microsoft.com/office/word/2016/wordml/cid" xmlns:w16="http://schemas.microsoft.com/office/word/2018/wordml" xmlns:w16du="http://schemas.microsoft.com/office/word/2023/wordml/word16du" xmlns:w16sdtdh="http://schemas.microsoft.com/office/word/2020/wordml/sdtdatahash" xmlns:w16sdtfl="http://schemas.microsoft.com/office/word/2024/wordml/sdtformatlock" xmlns:w16se="http://schemas.microsoft.com/office/word/2015/wordml/symex" xmlns:wpg="http://schemas.microsoft.com/office/word/2010/wordprocessingGroup" xmlns:wpi="http://schemas.microsoft.com/office/word/2010/wordprocessingInk" xmlns:wne="http://schemas.microsoft.com/office/word/2006/wordml" xmlns:wps="http://schemas.microsoft.com/office/word/2010/wordprocessingShape" mc:Ignorable="w14 w15 w16se w16cid w16 w16cex w16sdtdh w16sdtfl w16du wp14">
+  <w:p>
+    <w:pPr>
+      <w:pStyle w:val="Footer"/>
+      <w:jc w:val="center"/>
+    </w:pPr>
+  </w:p>
+  <w:p>
+    <w:pPr>
+      <w:pStyle w:val="Footer"/>
+      <w:jc w:val="center"/>
+      <w:rPr>
+        <w:sz w:val="18"/>
+        <w:szCs w:val="18"/>
+      </w:rPr>
+    </w:pPr>
+  </w:p>
+</w:ftr>
 </file>
 
 <file path=word/footnotes.xml><?xml version="1.0" encoding="utf-8"?>
@@ -7238,7 +7030,7 @@
         </w:rPr>
         <w:t>Jei perkame fiksuoto įkainio/įkainio su peržiūra būdu (</w:t>
       </w:r>
-      <w:bookmarkStart w:id="15" w:name="_Hlk38969677"/>
+      <w:bookmarkStart w:id="11" w:name="_Hlk38969677"/>
       <w:r>
         <w:rPr>
           <w:rFonts w:ascii="Arial" w:hAnsi="Arial" w:cs="Arial"/>
@@ -7258,7 +7050,7 @@
         </w:rPr>
         <w:t xml:space="preserve"> </w:t>
       </w:r>
-      <w:bookmarkEnd w:id="15"/>
+      <w:bookmarkEnd w:id="11"/>
       <w:r>
         <w:rPr>
           <w:rFonts w:ascii="Arial" w:hAnsi="Arial" w:cs="Arial"/>
@@ -7610,7 +7402,7 @@
         </w:rPr>
         <w:t xml:space="preserve"> – </w:t>
       </w:r>
-      <w:bookmarkStart w:id="17" w:name="_Hlk33627190"/>
+      <w:bookmarkStart w:id="13" w:name="_Hlk33627190"/>
       <w:r>
         <w:rPr>
           <w:rFonts w:ascii="Trebuchet MS" w:hAnsi="Trebuchet MS" w:cstheme="minorHAnsi"/>
@@ -7628,7 +7420,7 @@
         </w:rPr>
         <w:t>dokumentų ir duomenų visuma, kuria siūloma tiekti prekes, teikti paslaugas ar atlikti darbus.</w:t>
       </w:r>
-      <w:bookmarkEnd w:id="17"/>
+      <w:bookmarkEnd w:id="13"/>
     </w:p>
   </w:footnote>
   <w:footnote w:id="14">
@@ -7704,6 +7496,79 @@
     </w:p>
   </w:footnote>
 </w:footnotes>
+</file>
+
+<file path=word/header1.xml><?xml version="1.0" encoding="utf-8"?>
+<w:hdr xmlns:wpc="http://schemas.microsoft.com/office/word/2010/wordprocessingCanvas" xmlns:cx="http://schemas.microsoft.com/office/drawing/2014/chartex" xmlns:cx1="http://schemas.microsoft.com/office/drawing/2015/9/8/chartex" xmlns:cx2="http://schemas.microsoft.com/office/drawing/2015/10/21/chartex" xmlns:cx3="http://schemas.microsoft.com/office/drawing/2016/5/9/chartex" xmlns:cx4="http://schemas.microsoft.com/office/drawing/2016/5/10/chartex" xmlns:cx5="http://schemas.microsoft.com/office/drawing/2016/5/11/chartex" xmlns:cx6="http://schemas.microsoft.com/office/drawing/2016/5/12/chartex" xmlns:cx7="http://schemas.microsoft.com/office/drawing/2016/5/13/chartex" xmlns:cx8="http://schemas.microsoft.com/office/drawing/2016/5/14/chartex" xmlns:mc="http://schemas.openxmlformats.org/markup-compatibility/2006" xmlns:aink="http://schemas.microsoft.com/office/drawing/2016/ink" xmlns:am3d="http://schemas.microsoft.com/office/drawing/2017/model3d" xmlns:o="urn:schemas-microsoft-com:office:office" xmlns:oel="http://schemas.microsoft.com/office/2019/extlst" xmlns:r="http://schemas.openxmlformats.org/officeDocument/2006/relationships" xmlns:m="http://schemas.openxmlformats.org/officeDocument/2006/math" xmlns:v="urn:schemas-microsoft-com:vml" xmlns:wp14="http://schemas.microsoft.com/office/word/2010/wordprocessingDrawing" xmlns:wp="http://schemas.openxmlformats.org/drawingml/2006/wordprocessingDrawing" xmlns:w10="urn:schemas-microsoft-com:office:word" xmlns:w="http://schemas.openxmlformats.org/wordprocessingml/2006/main" xmlns:w14="http://schemas.microsoft.com/office/word/2010/wordml" xmlns:w15="http://schemas.microsoft.com/office/word/2012/wordml" xmlns:w16cex="http://schemas.microsoft.com/office/word/2018/wordml/cex" xmlns:w16cid="http://schemas.microsoft.com/office/word/2016/wordml/cid" xmlns:w16="http://schemas.microsoft.com/office/word/2018/wordml" xmlns:w16du="http://schemas.microsoft.com/office/word/2023/wordml/word16du" xmlns:w16sdtdh="http://schemas.microsoft.com/office/word/2020/wordml/sdtdatahash" xmlns:w16sdtfl="http://schemas.microsoft.com/office/word/2024/wordml/sdtformatlock" xmlns:w16se="http://schemas.microsoft.com/office/word/2015/wordml/symex" xmlns:wpg="http://schemas.microsoft.com/office/word/2010/wordprocessingGroup" xmlns:wpi="http://schemas.microsoft.com/office/word/2010/wordprocessingInk" xmlns:wne="http://schemas.microsoft.com/office/word/2006/wordml" xmlns:wps="http://schemas.microsoft.com/office/word/2010/wordprocessingShape" mc:Ignorable="w14 w15 w16se w16cid w16 w16cex w16sdtdh w16sdtfl w16du wp14">
+  <w:p>
+    <w:pPr>
+      <w:pStyle w:val="Header"/>
+      <w:jc w:val="center"/>
+    </w:pPr>
+  </w:p>
+  <w:p>
+    <w:pPr>
+      <w:pStyle w:val="Header"/>
+      <w:jc w:val="center"/>
+    </w:pPr>
+  </w:p>
+  <w:p>
+    <w:pPr>
+      <w:pStyle w:val="Header"/>
+      <w:jc w:val="center"/>
+    </w:pPr>
+    <w:r>
+      <w:rPr>
+        <w:noProof/>
+      </w:rPr>
+      <w:drawing>
+        <wp:inline distT="0" distB="0" distL="0" distR="0" wp14:anchorId="3A0CB81A" wp14:editId="14FF97D0">
+          <wp:extent cx="612250" cy="911232"/>
+          <wp:effectExtent l="0" t="0" r="0" b="3175"/>
+          <wp:docPr id="3" name="Picture 3" descr="A black and white logo&#10;&#10;Description automatically generated with low confidence"/>
+          <wp:cNvGraphicFramePr>
+            <a:graphicFrameLocks xmlns:a="http://schemas.openxmlformats.org/drawingml/2006/main" noChangeAspect="1"/>
+          </wp:cNvGraphicFramePr>
+          <a:graphic xmlns:a="http://schemas.openxmlformats.org/drawingml/2006/main">
+            <a:graphicData uri="http://schemas.openxmlformats.org/drawingml/2006/picture">
+              <pic:pic xmlns:pic="http://schemas.openxmlformats.org/drawingml/2006/picture">
+                <pic:nvPicPr>
+                  <pic:cNvPr id="3" name="Picture 3" descr="A black and white logo&#10;&#10;Description automatically generated with low confidence"/>
+                  <pic:cNvPicPr>
+                    <a:picLocks noChangeAspect="1" noChangeArrowheads="1"/>
+                  </pic:cNvPicPr>
+                </pic:nvPicPr>
+                <pic:blipFill>
+                  <a:blip r:embed="rId1">
+                    <a:extLst>
+                      <a:ext uri="{28A0092B-C50C-407E-A947-70E740481C1C}">
+                        <a14:useLocalDpi xmlns:a14="http://schemas.microsoft.com/office/drawing/2010/main" val="0"/>
+                      </a:ext>
+                    </a:extLst>
+                  </a:blip>
+                  <a:srcRect/>
+                  <a:stretch>
+                    <a:fillRect/>
+                  </a:stretch>
+                </pic:blipFill>
+                <pic:spPr bwMode="auto">
+                  <a:xfrm>
+                    <a:off x="0" y="0"/>
+                    <a:ext cx="615307" cy="915781"/>
+                  </a:xfrm>
+                  <a:prstGeom prst="rect">
+                    <a:avLst/>
+                  </a:prstGeom>
+                  <a:noFill/>
+                </pic:spPr>
+              </pic:pic>
+            </a:graphicData>
+          </a:graphic>
+        </wp:inline>
+      </w:drawing>
+    </w:r>
+  </w:p>
+</w:hdr>
 </file>
 
 <file path=word/numbering.xml><?xml version="1.0" encoding="utf-8"?>
@@ -10534,7 +10399,7 @@
 </file>
 
 <file path=customXml/itemProps1.xml><?xml version="1.0" encoding="utf-8"?>
-<ds:datastoreItem xmlns:ds="http://schemas.openxmlformats.org/officeDocument/2006/customXml" ds:itemID="{6CC82D01-1E12-4EFE-93B7-B011C525BAA8}">
+<ds:datastoreItem xmlns:ds="http://schemas.openxmlformats.org/officeDocument/2006/customXml" ds:itemID="{65B6AB48-3780-4FA8-A4B9-B309B2D4CB5C}">
   <ds:schemaRefs>
     <ds:schemaRef ds:uri="http://schemas.openxmlformats.org/officeDocument/2006/bibliography"/>
   </ds:schemaRefs>

--- a/PP-salygos/templates/TSD_LT_PASIULYMAS.docx
+++ b/PP-salygos/templates/TSD_LT_PASIULYMAS.docx
@@ -1595,7 +1595,7 @@
           <w:sz w:val="20"/>
           <w:szCs w:val="20"/>
         </w:rPr>
-        <w:t xml:space="preserve"> d. EPSO-G valdybos patvirtintu EPSO-G įmonių grupės  </w:t>
+        <w:t xml:space="preserve"> d. EPSO-G valdybos patvirtintu EPSO-G įmonių grupės </w:t>
       </w:r>
       <w:r>
         <w:rPr>
@@ -1629,7 +1629,7 @@
           <w:sz w:val="20"/>
           <w:szCs w:val="20"/>
         </w:rPr>
-        <w:t xml:space="preserve">  ir 2023 m. birželio 29 d. EPSO-G valdybos patvirtinta EPSO-G įmonių grupės antikorupcinės veiklos politika</w:t>
+        <w:t xml:space="preserve"> ir 2023 m. birželio 29 d. EPSO-G valdybos patvirtinta EPSO-G įmonių grupės antikorupcinės veiklos politika</w:t>
       </w:r>
       <w:r>
         <w:rPr>
@@ -1647,7 +1647,7 @@
           <w:sz w:val="20"/>
           <w:szCs w:val="20"/>
         </w:rPr>
-        <w:t xml:space="preserve">   prieš vykdydami Sutartį.</w:t>
+        <w:t xml:space="preserve"> prieš vykdydami Sutartį.</w:t>
       </w:r>
     </w:p>
     <w:p>
@@ -2020,7 +2020,7 @@
           <w:sz w:val="20"/>
           <w:szCs w:val="20"/>
         </w:rPr>
-        <w:t xml:space="preserve"> dalyvavo ir/ar dalyvauja įstatymu  pripažintos nesaugia branduolinės elektrinės statyboje trečiojoje šalyje ar jos veikloje</w:t>
+        <w:t xml:space="preserve"> dalyvavo ir/ar dalyvauja įstatymu pripažintos nesaugia branduolinės elektrinės statyboje trečiojoje šalyje ar jos veikloje</w:t>
       </w:r>
       <w:r>
         <w:rPr>
@@ -2904,7 +2904,7 @@
           <w:szCs w:val="20"/>
           <w:lang w:eastAsia="zh-CN"/>
         </w:rPr>
-        <w:t>Tiekėjas, jo subtiekėjas, ūkio subjektas, kurio pajėgumais remiamasi, vykdo veiklą VPĮ 92 straipsnio 15 dalyje numatytame sąraše nurodytose valstybėse ar teritorijose arba yra ūkio subjektų grupės, kurios bet kuris narys vykdo veiklą VPĮ  92 straipsnio 15 dalyje numatytame sąraše nurodytose valstybėse ar teritorijose, narys arba jos vadovas, kitas valdymo ar priežiūros organo narys ar kitas (kiti) asmuo (asmenys), turintis (turintys) teisę atstovauti tiekėjui, subtiekėjui, ūkio subjektui, kurio pajėgumais remiamasi, ar jį kontroliuoti, jo vardu priimti sprendimą, sudaryti sandorį, ir tokiu būdu dalyvauja tokių ūkio subjektų grupių ir (ar) ūkio subjektų veikloje.</w:t>
+        <w:t>Tiekėjas, jo subtiekėjas, ūkio subjektas, kurio pajėgumais remiamasi, vykdo veiklą VPĮ 92 straipsnio 15 dalyje numatytame sąraše nurodytose valstybėse ar teritorijose arba yra ūkio subjektų grupės, kurios bet kuris narys vykdo veiklą VPĮ 92 straipsnio 15 dalyje numatytame sąraše nurodytose valstybėse ar teritorijose, narys arba jos vadovas, kitas valdymo ar priežiūros organo narys ar kitas (kiti) asmuo (asmenys), turintis (turintys) teisę atstovauti tiekėjui, subtiekėjui, ūkio subjektui, kurio pajėgumais remiamasi, ar jį kontroliuoti, jo vardu priimti sprendimą, sudaryti sandorį, ir tokiu būdu dalyvauja tokių ūkio subjektų grupių ir (ar) ūkio subjektų veikloje.</w:t>
       </w:r>
     </w:p>
     <w:p>
@@ -3197,7 +3197,7 @@
           <w:szCs w:val="20"/>
           <w:lang w:eastAsia="zh-CN"/>
         </w:rPr>
-        <w:t xml:space="preserve">Patvirtinu, kad Tiekėjui, Subtiekėjams, kuriuos esu pasitelkęs ar pasitelksiu ateityje, Ūkio subjektams, kurių pajėgumais remiuosi ar (ir) remsiuosi, prekių gamintojams ar juos kontroliuojantiems juridiniams ir (ar) fiziniams asmenims netaikomos  Jungtinių Tautų saugumo tarybos, Europos Sąjungos, kitų tarptautinių organizacijų, kurių narė yra arba kuriose dalyvauja Lietuvos Respublika ar Jungtinių Amerikos Valstijų sankcijos (ribojamosios priemonės). </w:t>
+        <w:t xml:space="preserve">Patvirtinu, kad Tiekėjui, Subtiekėjams, kuriuos esu pasitelkęs ar pasitelksiu ateityje, Ūkio subjektams, kurių pajėgumais remiuosi ar (ir) remsiuosi, prekių gamintojams ar juos kontroliuojantiems juridiniams ir (ar) fiziniams asmenims netaikomos Jungtinių Tautų saugumo tarybos, Europos Sąjungos, kitų tarptautinių organizacijų, kurių narė yra arba kuriose dalyvauja Lietuvos Respublika ar Jungtinių Amerikos Valstijų sankcijos (ribojamosios priemonės). </w:t>
       </w:r>
     </w:p>
     <w:p>
@@ -6054,7 +6054,7 @@
                 <w:sz w:val="20"/>
                 <w:szCs w:val="20"/>
               </w:rPr>
-              <w:t>Tiekėjo EBVPD  ir pagrindžiantys dokumentai</w:t>
+              <w:t>Tiekėjo EBVPD ir pagrindžiantys dokumentai</w:t>
             </w:r>
           </w:p>
         </w:tc>

--- a/PP-salygos/templates/TSD_LT_PASIULYMAS.docx
+++ b/PP-salygos/templates/TSD_LT_PASIULYMAS.docx
@@ -3234,7 +3234,7 @@
           <w:szCs w:val="20"/>
           <w:lang w:eastAsia="zh-CN"/>
         </w:rPr>
-        <w:t>Patvirtinu, kad Tiekėjas, Subtiekėjai, kuriuos esu pasitelkęs ar pasitelksiu ateityje, Ūkio subjektai, kurių pajėgumais remiuosi ar (ir) remsiuosi, yra registruoti (Tiekėjas, Tiekėjų grupės narys, Subtiekėjas, Ūkio subjektas, kurio pajėgumais remiamasi, Kvazisubtiekėjas, kuris yra fizinis asmuo – nuolat gyvenantis ar turintys pilietybę) Europos Sąjungos valstybėje narėje, Šiaurės Atlanto sutarties organizacijos valstybėje narėje ar trečiojoje šalyje, pasirašiusioje PĮ 29 straipsnio 4 dalyje nurodytus tarptautinius susitarimus.</w:t>
+        <w:t>Patvirtinu, kad Tiekėjas, Subtiekėjai, kuriuos esu pasitelkęs ar pasitelksiu ateityje, Ūkio subjektai, kurių pajėgumais remiuosi ar (ir) remsiuosi, yra registruoti (jeigu Tiekėjas, Tiekėjų grupės narys, Subtiekėjas, Ūkio subjektas, kurio pajėgumais remiamasi, ar Kvazisubtiekėjas yra fizinis asmuo – nuolat gyvenantis ar turintis pilietybę) Europos Sąjungos valstybėje narėje, Šiaurės Atlanto sutarties organizacijos valstybėje narėje ar trečiojoje šalyje, pasirašiusioje PĮ 29 straipsnio 4 dalyje nurodytus tarptautinius susitarimus.</w:t>
       </w:r>
       <w:commentRangeEnd w:id="9"/>
       <w:r>
